--- a/testakten/erbstreit-krypto-multisig-edelmann-stuttgart/22_beweismittel_zeugen_sachverstaendige.docx
+++ b/testakten/erbstreit-krypto-multisig-edelmann-stuttgart/22_beweismittel_zeugen_sachverstaendige.docx
@@ -426,7 +426,7 @@
                 <w:rFonts w:ascii="Times New Roman" w:hAnsi="Times New Roman"/>
                 <w:sz w:val="20"/>
               </w:rPr>
-              <w:t>§ 2325 BGB</w:t>
+              <w:t>Paragraf 2325 BGB</w:t>
             </w:r>
           </w:p>
         </w:tc>
@@ -498,7 +498,7 @@
                 <w:rFonts w:ascii="Times New Roman" w:hAnsi="Times New Roman"/>
                 <w:sz w:val="20"/>
               </w:rPr>
-              <w:t>§ 2325 BGB</w:t>
+              <w:t>Paragraf 2325 BGB</w:t>
             </w:r>
           </w:p>
         </w:tc>
@@ -570,7 +570,7 @@
                 <w:rFonts w:ascii="Times New Roman" w:hAnsi="Times New Roman"/>
                 <w:sz w:val="20"/>
               </w:rPr>
-              <w:t>§ 2325 BGB</w:t>
+              <w:t>Paragraf 2325 BGB</w:t>
             </w:r>
           </w:p>
         </w:tc>
@@ -642,7 +642,7 @@
                 <w:rFonts w:ascii="Times New Roman" w:hAnsi="Times New Roman"/>
                 <w:sz w:val="20"/>
               </w:rPr>
-              <w:t>§ 2325 BGB streitig</w:t>
+              <w:t>Paragraf 2325 BGB streitig</w:t>
             </w:r>
           </w:p>
         </w:tc>
@@ -714,7 +714,7 @@
                 <w:rFonts w:ascii="Times New Roman" w:hAnsi="Times New Roman"/>
                 <w:sz w:val="20"/>
               </w:rPr>
-              <w:t>§ 2325 BGB streitig</w:t>
+              <w:t>Paragraf 2325 BGB streitig</w:t>
             </w:r>
           </w:p>
         </w:tc>
@@ -786,7 +786,7 @@
                 <w:rFonts w:ascii="Times New Roman" w:hAnsi="Times New Roman"/>
                 <w:sz w:val="20"/>
               </w:rPr>
-              <w:t>Anrechnungsklausel, § 2325 Abschmelzung</w:t>
+              <w:t>Anrechnungsklausel, Paragraf 2325 Abschmelzung</w:t>
             </w:r>
           </w:p>
         </w:tc>
@@ -844,7 +844,7 @@
                 <w:rFonts w:ascii="Times New Roman" w:hAnsi="Times New Roman"/>
                 <w:sz w:val="20"/>
               </w:rPr>
-              <w:t>Verzicht § 2346 BGB</w:t>
+              <w:t>Verzicht Paragraf 2346 BGB</w:t>
             </w:r>
           </w:p>
         </w:tc>
@@ -930,7 +930,7 @@
                 <w:rFonts w:ascii="Times New Roman" w:hAnsi="Times New Roman"/>
                 <w:sz w:val="20"/>
               </w:rPr>
-              <w:t>§ 1944, Wirksamkeit</w:t>
+              <w:t>Paragraf 1944, Wirksamkeit</w:t>
             </w:r>
           </w:p>
         </w:tc>
@@ -1218,7 +1218,7 @@
                 <w:rFonts w:ascii="Times New Roman" w:hAnsi="Times New Roman"/>
                 <w:sz w:val="20"/>
               </w:rPr>
-              <w:t>§ 1371 BGB</w:t>
+              <w:t>Paragraf 1371 BGB</w:t>
             </w:r>
           </w:p>
         </w:tc>
@@ -2176,7 +2176,7 @@
                 <w:rFonts w:ascii="Times New Roman" w:hAnsi="Times New Roman"/>
                 <w:sz w:val="20"/>
               </w:rPr>
-              <w:t>Als Partei zu befragen (§ 445 ZPO) oder Zeugin in Drittverfahren</w:t>
+              <w:t>Als Partei zu befragen (Paragraf 445 ZPO) oder Zeugin in Drittverfahren</w:t>
             </w:r>
           </w:p>
         </w:tc>
